--- a/Async-IO-Assignment.docx
+++ b/Async-IO-Assignment.docx
@@ -51,7 +51,7 @@
         <w:rPr>
           <w:sz w:val="21"/>
         </w:rPr>
-        <w:t>August 11, 2026</w:t>
+        <w:t>August 12, 2026</w:t>
       </w:r>
     </w:p>
     <w:p>
